--- a/Exciting Universe Part 1.docx
+++ b/Exciting Universe Part 1.docx
@@ -1,6 +1,6 @@
 
 <file path=word/document.xml><?xml version="1.0" encoding="utf-8"?>
-<w:document xmlns:wpc="http://schemas.microsoft.com/office/word/2010/wordprocessingCanvas" xmlns:cx="http://schemas.microsoft.com/office/drawing/2014/chartex" xmlns:cx1="http://schemas.microsoft.com/office/drawing/2015/9/8/chartex" xmlns:cx2="http://schemas.microsoft.com/office/drawing/2015/10/21/chartex" xmlns:cx3="http://schemas.microsoft.com/office/drawing/2016/5/9/chartex" xmlns:cx4="http://schemas.microsoft.com/office/drawing/2016/5/10/chartex" xmlns:cx5="http://schemas.microsoft.com/office/drawing/2016/5/11/chartex" xmlns:cx6="http://schemas.microsoft.com/office/drawing/2016/5/12/chartex" xmlns:cx7="http://schemas.microsoft.com/office/drawing/2016/5/13/chartex" xmlns:cx8="http://schemas.microsoft.com/office/drawing/2016/5/14/chartex" xmlns:mc="http://schemas.openxmlformats.org/markup-compatibility/2006" xmlns:m="http://schemas.openxmlformats.org/officeDocument/2006/math" xmlns:aink="http://schemas.microsoft.com/office/drawing/2016/ink" xmlns:am3d="http://schemas.microsoft.com/office/drawing/2017/model3d" xmlns:oel="http://schemas.microsoft.com/office/2019/extlst" xmlns:r="http://schemas.openxmlformats.org/officeDocument/2006/relationships" xmlns:wp14="http://schemas.microsoft.com/office/word/2010/wordprocessingDrawing" xmlns:wp="http://schemas.openxmlformats.org/drawingml/2006/wordprocessingDrawing" xmlns:wpg="http://schemas.microsoft.com/office/word/2010/wordprocessingGroup" xmlns:wpi="http://schemas.microsoft.com/office/word/2010/wordprocessingInk" xmlns:wps="http://schemas.microsoft.com/office/word/2010/wordprocessingShape" xmlns:o="urn:schemas-microsoft-com:office:office" xmlns:v="urn:schemas-microsoft-com:vml" xmlns:w10="urn:schemas-microsoft-com:office:word" xmlns:w="http://schemas.openxmlformats.org/wordprocessingml/2006/main" xmlns:w14="http://schemas.microsoft.com/office/word/2010/wordml" xmlns:w15="http://schemas.microsoft.com/office/word/2012/wordml" xmlns:w16cei="http://schemas.microsoft.com/office/word/2026/wordml/cei" xmlns:w16cex="http://schemas.microsoft.com/office/word/2018/wordml/cex" xmlns:w16cid="http://schemas.microsoft.com/office/word/2016/wordml/cid" xmlns:w16="http://schemas.microsoft.com/office/word/2018/wordml" xmlns:w16sdtdh="http://schemas.microsoft.com/office/word/2020/wordml/sdtdatahash" xmlns:w16sdtfl="http://schemas.microsoft.com/office/word/2024/wordml/sdtformatlock" xmlns:w16se="http://schemas.microsoft.com/office/word/2015/wordml/symex" xmlns:w16du="http://schemas.microsoft.com/office/word/2023/wordml/word16du" xmlns:wne="http://schemas.microsoft.com/office/word/2006/wordml" mc:Ignorable="w14 w15 w16se w16cid w16 w16cex w16sdtdh w16sdtfl w16du wp14">
+<w:document xmlns:wpc="http://schemas.microsoft.com/office/word/2010/wordprocessingCanvas" xmlns:cx="http://schemas.microsoft.com/office/drawing/2014/chartex" xmlns:cx1="http://schemas.microsoft.com/office/drawing/2015/9/8/chartex" xmlns:cx2="http://schemas.microsoft.com/office/drawing/2015/10/21/chartex" xmlns:cx3="http://schemas.microsoft.com/office/drawing/2016/5/9/chartex" xmlns:cx4="http://schemas.microsoft.com/office/drawing/2016/5/10/chartex" xmlns:cx5="http://schemas.microsoft.com/office/drawing/2016/5/11/chartex" xmlns:cx6="http://schemas.microsoft.com/office/drawing/2016/5/12/chartex" xmlns:cx7="http://schemas.microsoft.com/office/drawing/2016/5/13/chartex" xmlns:cx8="http://schemas.microsoft.com/office/drawing/2016/5/14/chartex" xmlns:mc="http://schemas.openxmlformats.org/markup-compatibility/2006" xmlns:m="http://schemas.openxmlformats.org/officeDocument/2006/math" xmlns:aink="http://schemas.microsoft.com/office/drawing/2016/ink" xmlns:am3d="http://schemas.microsoft.com/office/drawing/2017/model3d" xmlns:oel="http://schemas.microsoft.com/office/2019/extlst" xmlns:r="http://schemas.openxmlformats.org/officeDocument/2006/relationships" xmlns:wp14="http://schemas.microsoft.com/office/word/2010/wordprocessingDrawing" xmlns:wp="http://schemas.openxmlformats.org/drawingml/2006/wordprocessingDrawing" xmlns:wpg="http://schemas.microsoft.com/office/word/2010/wordprocessingGroup" xmlns:wpi="http://schemas.microsoft.com/office/word/2010/wordprocessingInk" xmlns:wps="http://schemas.microsoft.com/office/word/2010/wordprocessingShape" xmlns:o="urn:schemas-microsoft-com:office:office" xmlns:v="urn:schemas-microsoft-com:vml" xmlns:w10="urn:schemas-microsoft-com:office:word" xmlns:w="http://schemas.openxmlformats.org/wordprocessingml/2006/main" xmlns:w14="http://schemas.microsoft.com/office/word/2010/wordml" xmlns:w15="http://schemas.microsoft.com/office/word/2012/wordml" xmlns:w16cex="http://schemas.microsoft.com/office/word/2018/wordml/cex" xmlns:w16cid="http://schemas.microsoft.com/office/word/2016/wordml/cid" xmlns:w16="http://schemas.microsoft.com/office/word/2018/wordml" xmlns:w16sdtdh="http://schemas.microsoft.com/office/word/2020/wordml/sdtdatahash" xmlns:w16sdtfl="http://schemas.microsoft.com/office/word/2024/wordml/sdtformatlock" xmlns:w16se="http://schemas.microsoft.com/office/word/2015/wordml/symex" xmlns:w16du="http://schemas.microsoft.com/office/word/2023/wordml/word16du" xmlns:wne="http://schemas.microsoft.com/office/word/2006/wordml" mc:Ignorable="w14 w15 w16se w16cid w16 w16cex w16sdtdh w16sdtfl w16du wp14">
   <w:body>
     <w:p>
       <w:pPr>
@@ -674,7 +674,7 @@
           <w:sz w:val="32"/>
           <w:szCs w:val="32"/>
         </w:rPr>
-        <w:t>July</w:t>
+        <w:t>August</w:t>
       </w:r>
       <w:r>
         <w:rPr>
@@ -2300,7 +2300,7 @@
           <w:sz w:val="20"/>
           <w:szCs w:val="20"/>
         </w:rPr>
-        <w:t xml:space="preserve">  (Z</w:t>
+        <w:t xml:space="preserve"> (Z</w:t>
       </w:r>
       <w:proofErr w:type="gramStart"/>
       <w:r>
@@ -2384,7 +2384,7 @@
           <w:sz w:val="20"/>
           <w:szCs w:val="20"/>
         </w:rPr>
-        <w:t xml:space="preserve">                                                                                                                                                                           ^  ^         </w:t>
+        <w:t xml:space="preserve">                                                                                                                                                                          ^  ^         </w:t>
       </w:r>
       <w:r>
         <w:rPr>
@@ -2413,7 +2413,7 @@
           <w:sz w:val="20"/>
           <w:szCs w:val="20"/>
         </w:rPr>
-        <w:t xml:space="preserve">                                                                                                                                                                           </w:t>
+        <w:t xml:space="preserve">                                                                                                                                                                           |   |        </w:t>
       </w:r>
       <w:r>
         <w:rPr>
@@ -2427,7 +2427,7 @@
           <w:sz w:val="20"/>
           <w:szCs w:val="20"/>
         </w:rPr>
-        <w:t xml:space="preserve">|   |        </w:t>
+        <w:t xml:space="preserve"> </w:t>
       </w:r>
       <w:r>
         <w:rPr>
@@ -2441,66 +2441,68 @@
           <w:sz w:val="20"/>
           <w:szCs w:val="20"/>
         </w:rPr>
-        <w:t xml:space="preserve"> </w:t>
-      </w:r>
-      <w:r>
+        <w:t xml:space="preserve"> |</w:t>
+      </w:r>
+    </w:p>
+    <w:p>
+      <w:pPr>
         <w:rPr>
           <w:sz w:val="20"/>
           <w:szCs w:val="20"/>
         </w:rPr>
-        <w:t xml:space="preserve"> </w:t>
-      </w:r>
+      </w:pPr>
       <w:r>
         <w:rPr>
           <w:sz w:val="20"/>
           <w:szCs w:val="20"/>
         </w:rPr>
-        <w:t xml:space="preserve"> |</w:t>
-      </w:r>
-    </w:p>
-    <w:p>
-      <w:pPr>
+        <w:t xml:space="preserve">                                                                                                                                                                          </w:t>
+      </w:r>
+      <w:proofErr w:type="gramStart"/>
+      <w:r>
         <w:rPr>
           <w:sz w:val="20"/>
           <w:szCs w:val="20"/>
         </w:rPr>
-      </w:pPr>
+        <w:t>1  2</w:t>
+      </w:r>
+      <w:proofErr w:type="gramEnd"/>
       <w:r>
         <w:rPr>
           <w:sz w:val="20"/>
           <w:szCs w:val="20"/>
         </w:rPr>
-        <w:t xml:space="preserve">                                                                                                                                                                           </w:t>
-      </w:r>
-      <w:proofErr w:type="gramStart"/>
+        <w:t xml:space="preserve"> </w:t>
+      </w:r>
       <w:r>
         <w:rPr>
           <w:sz w:val="20"/>
           <w:szCs w:val="20"/>
         </w:rPr>
-        <w:t>1  2</w:t>
-      </w:r>
-      <w:proofErr w:type="gramEnd"/>
+        <w:t xml:space="preserve"> </w:t>
+      </w:r>
       <w:r>
         <w:rPr>
           <w:sz w:val="20"/>
           <w:szCs w:val="20"/>
         </w:rPr>
-        <w:t xml:space="preserve"> </w:t>
-      </w:r>
+        <w:t>(Z</w:t>
+      </w:r>
+      <w:proofErr w:type="gramStart"/>
       <w:r>
         <w:rPr>
           <w:sz w:val="20"/>
           <w:szCs w:val="20"/>
         </w:rPr>
-        <w:t xml:space="preserve"> </w:t>
-      </w:r>
+        <w:t>$)$</w:t>
+      </w:r>
+      <w:proofErr w:type="gramEnd"/>
       <w:r>
         <w:rPr>
           <w:sz w:val="20"/>
           <w:szCs w:val="20"/>
         </w:rPr>
-        <w:t>(Z</w:t>
+        <w:t xml:space="preserve"> . </w:t>
       </w:r>
       <w:proofErr w:type="gramStart"/>
       <w:r>
@@ -2508,7 +2510,7 @@
           <w:sz w:val="20"/>
           <w:szCs w:val="20"/>
         </w:rPr>
-        <w:t>$)$</w:t>
+        <w:t xml:space="preserve">  .</w:t>
       </w:r>
       <w:proofErr w:type="gramEnd"/>
       <w:r>
@@ -2516,7 +2518,7 @@
           <w:sz w:val="20"/>
           <w:szCs w:val="20"/>
         </w:rPr>
-        <w:t xml:space="preserve"> . </w:t>
+        <w:t xml:space="preserve"> </w:t>
       </w:r>
       <w:proofErr w:type="gramStart"/>
       <w:r>
@@ -2532,52 +2534,58 @@
           <w:sz w:val="20"/>
           <w:szCs w:val="20"/>
         </w:rPr>
-        <w:t xml:space="preserve"> </w:t>
-      </w:r>
-      <w:proofErr w:type="gramStart"/>
+        <w:t xml:space="preserve"> $</w:t>
+      </w:r>
+    </w:p>
+    <w:p>
+      <w:pPr>
+        <w:rPr>
+          <w:sz w:val="22"/>
+          <w:szCs w:val="22"/>
+        </w:rPr>
+      </w:pPr>
+      <w:r>
+        <w:rPr>
+          <w:sz w:val="22"/>
+          <w:szCs w:val="22"/>
+        </w:rPr>
+        <w:t xml:space="preserve">                                                                                                                                                                  </w:t>
+      </w:r>
       <w:r>
         <w:rPr>
           <w:sz w:val="20"/>
           <w:szCs w:val="20"/>
         </w:rPr>
-        <w:t xml:space="preserve">  .</w:t>
-      </w:r>
-      <w:proofErr w:type="gramEnd"/>
-      <w:r>
+        <w:t xml:space="preserve">     ^  ^          ^</w:t>
+      </w:r>
+      <w:r>
+        <w:rPr>
+          <w:sz w:val="22"/>
+          <w:szCs w:val="22"/>
+        </w:rPr>
+        <w:t xml:space="preserve">     </w:t>
+      </w:r>
+    </w:p>
+    <w:p>
+      <w:pPr>
         <w:rPr>
           <w:sz w:val="20"/>
           <w:szCs w:val="20"/>
         </w:rPr>
-        <w:t xml:space="preserve"> $</w:t>
-      </w:r>
-    </w:p>
-    <w:p>
-      <w:pPr>
-        <w:rPr>
-          <w:sz w:val="22"/>
-          <w:szCs w:val="22"/>
-        </w:rPr>
-      </w:pPr>
-      <w:r>
-        <w:rPr>
-          <w:sz w:val="22"/>
-          <w:szCs w:val="22"/>
-        </w:rPr>
-        <w:t xml:space="preserve">                                                                                                                                                                  </w:t>
+      </w:pPr>
+      <w:r>
+        <w:rPr>
+          <w:sz w:val="22"/>
+          <w:szCs w:val="22"/>
+        </w:rPr>
+        <w:t xml:space="preserve">                                                                                                                                                                       </w:t>
       </w:r>
       <w:r>
         <w:rPr>
           <w:sz w:val="20"/>
           <w:szCs w:val="20"/>
         </w:rPr>
-        <w:t xml:space="preserve">     ^  ^          ^</w:t>
-      </w:r>
-      <w:r>
-        <w:rPr>
-          <w:sz w:val="22"/>
-          <w:szCs w:val="22"/>
-        </w:rPr>
-        <w:t xml:space="preserve">     </w:t>
+        <w:t>|   |           |</w:t>
       </w:r>
     </w:p>
     <w:p>
@@ -2592,50 +2600,44 @@
           <w:sz w:val="22"/>
           <w:szCs w:val="22"/>
         </w:rPr>
-        <w:t xml:space="preserve">                                                                                                                                                                       </w:t>
-      </w:r>
+        <w:t xml:space="preserve">                                                                                </w:t>
+      </w:r>
+      <w:r>
+        <w:rPr>
+          <w:sz w:val="22"/>
+          <w:szCs w:val="22"/>
+        </w:rPr>
+        <w:tab/>
+      </w:r>
+      <w:r>
+        <w:rPr>
+          <w:sz w:val="22"/>
+          <w:szCs w:val="22"/>
+        </w:rPr>
+        <w:t>.</w:t>
+      </w:r>
+      <w:r>
+        <w:rPr>
+          <w:sz w:val="22"/>
+          <w:szCs w:val="22"/>
+        </w:rPr>
+        <w:t xml:space="preserve">                                                                          </w:t>
+      </w:r>
+      <w:proofErr w:type="gramStart"/>
       <w:r>
         <w:rPr>
           <w:sz w:val="20"/>
           <w:szCs w:val="20"/>
         </w:rPr>
-        <w:t>|   |           |</w:t>
-      </w:r>
-    </w:p>
-    <w:p>
-      <w:pPr>
+        <w:t>1  2</w:t>
+      </w:r>
+      <w:proofErr w:type="gramEnd"/>
+      <w:r>
         <w:rPr>
           <w:sz w:val="20"/>
           <w:szCs w:val="20"/>
         </w:rPr>
-      </w:pPr>
-      <w:r>
-        <w:rPr>
-          <w:sz w:val="22"/>
-          <w:szCs w:val="22"/>
-        </w:rPr>
-        <w:t xml:space="preserve">                                                                                </w:t>
-      </w:r>
-      <w:r>
-        <w:rPr>
-          <w:sz w:val="22"/>
-          <w:szCs w:val="22"/>
-        </w:rPr>
-        <w:tab/>
-      </w:r>
-      <w:r>
-        <w:rPr>
-          <w:sz w:val="22"/>
-          <w:szCs w:val="22"/>
-        </w:rPr>
-        <w:t>.</w:t>
-      </w:r>
-      <w:r>
-        <w:rPr>
-          <w:sz w:val="22"/>
-          <w:szCs w:val="22"/>
-        </w:rPr>
-        <w:t xml:space="preserve">                                                                          </w:t>
+        <w:t xml:space="preserve"> (Z</w:t>
       </w:r>
       <w:proofErr w:type="gramStart"/>
       <w:r>
@@ -2643,7 +2645,7 @@
           <w:sz w:val="20"/>
           <w:szCs w:val="20"/>
         </w:rPr>
-        <w:t>1  2</w:t>
+        <w:t>$)$</w:t>
       </w:r>
       <w:proofErr w:type="gramEnd"/>
       <w:r>
@@ -2651,7 +2653,7 @@
           <w:sz w:val="20"/>
           <w:szCs w:val="20"/>
         </w:rPr>
-        <w:t xml:space="preserve"> (Z</w:t>
+        <w:t xml:space="preserve"> </w:t>
       </w:r>
       <w:proofErr w:type="gramStart"/>
       <w:r>
@@ -2659,7 +2661,7 @@
           <w:sz w:val="20"/>
           <w:szCs w:val="20"/>
         </w:rPr>
-        <w:t>$)$</w:t>
+        <w:t>.  .  .</w:t>
       </w:r>
       <w:proofErr w:type="gramEnd"/>
       <w:r>
@@ -2667,141 +2669,132 @@
           <w:sz w:val="20"/>
           <w:szCs w:val="20"/>
         </w:rPr>
+        <w:t xml:space="preserve"> $ </w:t>
+      </w:r>
+    </w:p>
+    <w:p>
+      <w:pPr>
+        <w:rPr>
+          <w:sz w:val="22"/>
+          <w:szCs w:val="22"/>
+        </w:rPr>
+      </w:pPr>
+      <w:r>
+        <w:rPr>
+          <w:sz w:val="22"/>
+          <w:szCs w:val="22"/>
+        </w:rPr>
+        <w:t xml:space="preserve">                                                         </w:t>
+      </w:r>
+      <w:r>
+        <w:rPr>
+          <w:sz w:val="22"/>
+          <w:szCs w:val="22"/>
+        </w:rPr>
+        <w:tab/>
+      </w:r>
+      <w:r>
+        <w:rPr>
+          <w:sz w:val="22"/>
+          <w:szCs w:val="22"/>
+        </w:rPr>
+        <w:t xml:space="preserve">    </w:t>
+      </w:r>
+      <w:r>
+        <w:rPr>
+          <w:sz w:val="22"/>
+          <w:szCs w:val="22"/>
+        </w:rPr>
+        <w:t>(n</w:t>
+      </w:r>
+      <w:proofErr w:type="gramStart"/>
+      <w:r>
+        <w:rPr>
+          <w:sz w:val="22"/>
+          <w:szCs w:val="22"/>
+        </w:rPr>
+        <w:t>$)$</w:t>
+      </w:r>
+      <w:proofErr w:type="gramEnd"/>
+      <w:r>
+        <w:rPr>
+          <w:sz w:val="22"/>
+          <w:szCs w:val="22"/>
+        </w:rPr>
+        <w:t xml:space="preserve">. </w:t>
+      </w:r>
+      <w:proofErr w:type="gramStart"/>
+      <w:r>
+        <w:rPr>
+          <w:sz w:val="22"/>
+          <w:szCs w:val="22"/>
+        </w:rPr>
+        <w:t xml:space="preserve">  .</w:t>
+      </w:r>
+      <w:proofErr w:type="gramEnd"/>
+      <w:r>
+        <w:rPr>
+          <w:sz w:val="22"/>
+          <w:szCs w:val="22"/>
+        </w:rPr>
         <w:t xml:space="preserve"> </w:t>
       </w:r>
       <w:proofErr w:type="gramStart"/>
+      <w:r>
+        <w:rPr>
+          <w:sz w:val="22"/>
+          <w:szCs w:val="22"/>
+        </w:rPr>
+        <w:t xml:space="preserve">  .</w:t>
+      </w:r>
+      <w:proofErr w:type="gramEnd"/>
+      <w:r>
+        <w:rPr>
+          <w:sz w:val="22"/>
+          <w:szCs w:val="22"/>
+        </w:rPr>
+        <w:t xml:space="preserve"> $</w:t>
+      </w:r>
+      <w:r>
+        <w:rPr>
+          <w:sz w:val="22"/>
+          <w:szCs w:val="22"/>
+        </w:rPr>
+        <w:t xml:space="preserve">   </w:t>
+      </w:r>
+      <w:r>
+        <w:rPr>
+          <w:sz w:val="22"/>
+          <w:szCs w:val="22"/>
+        </w:rPr>
+        <w:t xml:space="preserve">               </w:t>
+      </w:r>
+      <w:r>
+        <w:rPr>
+          <w:sz w:val="22"/>
+          <w:szCs w:val="22"/>
+        </w:rPr>
+        <w:t xml:space="preserve">          </w:t>
+      </w:r>
+      <w:r>
+        <w:rPr>
+          <w:sz w:val="22"/>
+          <w:szCs w:val="22"/>
+        </w:rPr>
+        <w:t xml:space="preserve">                                                          </w:t>
+      </w:r>
       <w:r>
         <w:rPr>
           <w:sz w:val="20"/>
           <w:szCs w:val="20"/>
         </w:rPr>
-        <w:t>.  .  .</w:t>
-      </w:r>
-      <w:proofErr w:type="gramEnd"/>
+        <w:t>^</w:t>
+      </w:r>
       <w:r>
         <w:rPr>
           <w:sz w:val="20"/>
           <w:szCs w:val="20"/>
         </w:rPr>
-        <w:t xml:space="preserve"> $ </w:t>
-      </w:r>
-    </w:p>
-    <w:p>
-      <w:pPr>
-        <w:rPr>
-          <w:sz w:val="22"/>
-          <w:szCs w:val="22"/>
-        </w:rPr>
-      </w:pPr>
-      <w:r>
-        <w:rPr>
-          <w:sz w:val="22"/>
-          <w:szCs w:val="22"/>
-        </w:rPr>
-        <w:t xml:space="preserve">                                                         </w:t>
-      </w:r>
-      <w:r>
-        <w:rPr>
-          <w:sz w:val="22"/>
-          <w:szCs w:val="22"/>
-        </w:rPr>
-        <w:tab/>
-      </w:r>
-      <w:r>
-        <w:rPr>
-          <w:sz w:val="22"/>
-          <w:szCs w:val="22"/>
-        </w:rPr>
-        <w:t xml:space="preserve">    </w:t>
-      </w:r>
-      <w:r>
-        <w:rPr>
-          <w:sz w:val="22"/>
-          <w:szCs w:val="22"/>
-        </w:rPr>
-        <w:t>(n</w:t>
-      </w:r>
-      <w:proofErr w:type="gramStart"/>
-      <w:r>
-        <w:rPr>
-          <w:sz w:val="22"/>
-          <w:szCs w:val="22"/>
-        </w:rPr>
-        <w:t>$)$</w:t>
-      </w:r>
-      <w:proofErr w:type="gramEnd"/>
-      <w:r>
-        <w:rPr>
-          <w:sz w:val="22"/>
-          <w:szCs w:val="22"/>
-        </w:rPr>
-        <w:t xml:space="preserve">. </w:t>
-      </w:r>
-      <w:proofErr w:type="gramStart"/>
-      <w:r>
-        <w:rPr>
-          <w:sz w:val="22"/>
-          <w:szCs w:val="22"/>
-        </w:rPr>
-        <w:t xml:space="preserve">  .</w:t>
-      </w:r>
-      <w:proofErr w:type="gramEnd"/>
-      <w:r>
-        <w:rPr>
-          <w:sz w:val="22"/>
-          <w:szCs w:val="22"/>
-        </w:rPr>
-        <w:t xml:space="preserve"> </w:t>
-      </w:r>
-      <w:proofErr w:type="gramStart"/>
-      <w:r>
-        <w:rPr>
-          <w:sz w:val="22"/>
-          <w:szCs w:val="22"/>
-        </w:rPr>
-        <w:t xml:space="preserve">  .</w:t>
-      </w:r>
-      <w:proofErr w:type="gramEnd"/>
-      <w:r>
-        <w:rPr>
-          <w:sz w:val="22"/>
-          <w:szCs w:val="22"/>
-        </w:rPr>
-        <w:t xml:space="preserve"> $</w:t>
-      </w:r>
-      <w:r>
-        <w:rPr>
-          <w:sz w:val="22"/>
-          <w:szCs w:val="22"/>
-        </w:rPr>
-        <w:t xml:space="preserve">   </w:t>
-      </w:r>
-      <w:r>
-        <w:rPr>
-          <w:sz w:val="22"/>
-          <w:szCs w:val="22"/>
-        </w:rPr>
-        <w:t xml:space="preserve">               </w:t>
-      </w:r>
-      <w:r>
-        <w:rPr>
-          <w:sz w:val="22"/>
-          <w:szCs w:val="22"/>
-        </w:rPr>
-        <w:t xml:space="preserve">          </w:t>
-      </w:r>
-      <w:r>
-        <w:rPr>
-          <w:sz w:val="22"/>
-          <w:szCs w:val="22"/>
-        </w:rPr>
-        <w:t xml:space="preserve">                                                          </w:t>
-      </w:r>
-      <w:r>
-        <w:rPr>
-          <w:sz w:val="22"/>
-          <w:szCs w:val="22"/>
-        </w:rPr>
         <w:t xml:space="preserve"> </w:t>
       </w:r>
       <w:r>
@@ -2823,55 +2816,41 @@
           <w:sz w:val="20"/>
           <w:szCs w:val="20"/>
         </w:rPr>
-        <w:t>^</w:t>
+        <w:t xml:space="preserve">    </w:t>
       </w:r>
       <w:r>
         <w:rPr>
           <w:sz w:val="20"/>
           <w:szCs w:val="20"/>
         </w:rPr>
-        <w:t xml:space="preserve"> </w:t>
+        <w:t xml:space="preserve">   </w:t>
       </w:r>
       <w:r>
         <w:rPr>
           <w:sz w:val="20"/>
           <w:szCs w:val="20"/>
         </w:rPr>
-        <w:t xml:space="preserve">    </w:t>
+        <w:t xml:space="preserve">  </w:t>
       </w:r>
       <w:r>
         <w:rPr>
           <w:sz w:val="20"/>
           <w:szCs w:val="20"/>
         </w:rPr>
-        <w:t xml:space="preserve">   </w:t>
+        <w:t>^</w:t>
       </w:r>
       <w:r>
         <w:rPr>
           <w:sz w:val="20"/>
           <w:szCs w:val="20"/>
         </w:rPr>
-        <w:t xml:space="preserve">  </w:t>
+        <w:t xml:space="preserve">      </w:t>
       </w:r>
       <w:r>
         <w:rPr>
           <w:sz w:val="20"/>
           <w:szCs w:val="20"/>
         </w:rPr>
-        <w:t>^</w:t>
-      </w:r>
-      <w:r>
-        <w:rPr>
-          <w:sz w:val="20"/>
-          <w:szCs w:val="20"/>
-        </w:rPr>
-        <w:t xml:space="preserve">      </w:t>
-      </w:r>
-      <w:r>
-        <w:rPr>
-          <w:sz w:val="20"/>
-          <w:szCs w:val="20"/>
-        </w:rPr>
         <w:t xml:space="preserve">                                                                                            </w:t>
       </w:r>
     </w:p>
@@ -2979,7 +2958,7 @@
           <w:sz w:val="22"/>
           <w:szCs w:val="22"/>
         </w:rPr>
-        <w:t xml:space="preserve">                                                                                        </w:t>
+        <w:t xml:space="preserve">                                                                                       </w:t>
       </w:r>
       <w:r>
         <w:rPr>
@@ -3116,7 +3095,7 @@
           <w:sz w:val="22"/>
           <w:szCs w:val="22"/>
         </w:rPr>
-        <w:t xml:space="preserve">                                                                                        </w:t>
+        <w:t xml:space="preserve">                                                                                      </w:t>
       </w:r>
       <w:r>
         <w:rPr>
@@ -3124,6 +3103,13 @@
           <w:szCs w:val="20"/>
         </w:rPr>
         <w:t>1 2 Z$</w:t>
+      </w:r>
+      <w:r>
+        <w:rPr>
+          <w:sz w:val="20"/>
+          <w:szCs w:val="20"/>
+        </w:rPr>
+        <w:t>$</w:t>
       </w:r>
       <w:r>
         <w:rPr>
@@ -31923,7 +31909,7 @@
           <w:sz w:val="22"/>
           <w:szCs w:val="22"/>
         </w:rPr>
-        <w:t xml:space="preserve">100) 10 </w:t>
+        <w:t xml:space="preserve">100) 10 = </w:t>
       </w:r>
       <w:proofErr w:type="spellStart"/>
       <w:r>
@@ -31931,7 +31917,7 @@
           <w:sz w:val="22"/>
           <w:szCs w:val="22"/>
         </w:rPr>
-        <w:t>= boobol</w:t>
+        <w:t>boobol</w:t>
       </w:r>
       <w:proofErr w:type="spellEnd"/>
     </w:p>
@@ -44438,7 +44424,7 @@
 </file>
 
 <file path=word/numbering.xml><?xml version="1.0" encoding="utf-8"?>
-<w:numbering xmlns:wpc="http://schemas.microsoft.com/office/word/2010/wordprocessingCanvas" xmlns:cx="http://schemas.microsoft.com/office/drawing/2014/chartex" xmlns:cx1="http://schemas.microsoft.com/office/drawing/2015/9/8/chartex" xmlns:cx2="http://schemas.microsoft.com/office/drawing/2015/10/21/chartex" xmlns:cx3="http://schemas.microsoft.com/office/drawing/2016/5/9/chartex" xmlns:cx4="http://schemas.microsoft.com/office/drawing/2016/5/10/chartex" xmlns:cx5="http://schemas.microsoft.com/office/drawing/2016/5/11/chartex" xmlns:cx6="http://schemas.microsoft.com/office/drawing/2016/5/12/chartex" xmlns:cx7="http://schemas.microsoft.com/office/drawing/2016/5/13/chartex" xmlns:cx8="http://schemas.microsoft.com/office/drawing/2016/5/14/chartex" xmlns:mc="http://schemas.openxmlformats.org/markup-compatibility/2006" xmlns:m="http://schemas.openxmlformats.org/officeDocument/2006/math" xmlns:aink="http://schemas.microsoft.com/office/drawing/2016/ink" xmlns:am3d="http://schemas.microsoft.com/office/drawing/2017/model3d" xmlns:oel="http://schemas.microsoft.com/office/2019/extlst" xmlns:r="http://schemas.openxmlformats.org/officeDocument/2006/relationships" xmlns:wp14="http://schemas.microsoft.com/office/word/2010/wordprocessingDrawing" xmlns:wp="http://schemas.openxmlformats.org/drawingml/2006/wordprocessingDrawing" xmlns:wpg="http://schemas.microsoft.com/office/word/2010/wordprocessingGroup" xmlns:wpi="http://schemas.microsoft.com/office/word/2010/wordprocessingInk" xmlns:wps="http://schemas.microsoft.com/office/word/2010/wordprocessingShape" xmlns:o="urn:schemas-microsoft-com:office:office" xmlns:v="urn:schemas-microsoft-com:vml" xmlns:w10="urn:schemas-microsoft-com:office:word" xmlns:w="http://schemas.openxmlformats.org/wordprocessingml/2006/main" xmlns:w14="http://schemas.microsoft.com/office/word/2010/wordml" xmlns:w15="http://schemas.microsoft.com/office/word/2012/wordml" xmlns:w16cei="http://schemas.microsoft.com/office/word/2026/wordml/cei" xmlns:w16cex="http://schemas.microsoft.com/office/word/2018/wordml/cex" xmlns:w16cid="http://schemas.microsoft.com/office/word/2016/wordml/cid" xmlns:w16="http://schemas.microsoft.com/office/word/2018/wordml" xmlns:w16sdtdh="http://schemas.microsoft.com/office/word/2020/wordml/sdtdatahash" xmlns:w16sdtfl="http://schemas.microsoft.com/office/word/2024/wordml/sdtformatlock" xmlns:w16se="http://schemas.microsoft.com/office/word/2015/wordml/symex" xmlns:w16du="http://schemas.microsoft.com/office/word/2023/wordml/word16du" xmlns:wne="http://schemas.microsoft.com/office/word/2006/wordml" mc:Ignorable="w14 w15 w16se w16cid w16 w16cex w16sdtdh w16sdtfl w16du wp14">
+<w:numbering xmlns:wpc="http://schemas.microsoft.com/office/word/2010/wordprocessingCanvas" xmlns:cx="http://schemas.microsoft.com/office/drawing/2014/chartex" xmlns:cx1="http://schemas.microsoft.com/office/drawing/2015/9/8/chartex" xmlns:cx2="http://schemas.microsoft.com/office/drawing/2015/10/21/chartex" xmlns:cx3="http://schemas.microsoft.com/office/drawing/2016/5/9/chartex" xmlns:cx4="http://schemas.microsoft.com/office/drawing/2016/5/10/chartex" xmlns:cx5="http://schemas.microsoft.com/office/drawing/2016/5/11/chartex" xmlns:cx6="http://schemas.microsoft.com/office/drawing/2016/5/12/chartex" xmlns:cx7="http://schemas.microsoft.com/office/drawing/2016/5/13/chartex" xmlns:cx8="http://schemas.microsoft.com/office/drawing/2016/5/14/chartex" xmlns:mc="http://schemas.openxmlformats.org/markup-compatibility/2006" xmlns:m="http://schemas.openxmlformats.org/officeDocument/2006/math" xmlns:aink="http://schemas.microsoft.com/office/drawing/2016/ink" xmlns:am3d="http://schemas.microsoft.com/office/drawing/2017/model3d" xmlns:oel="http://schemas.microsoft.com/office/2019/extlst" xmlns:r="http://schemas.openxmlformats.org/officeDocument/2006/relationships" xmlns:wp14="http://schemas.microsoft.com/office/word/2010/wordprocessingDrawing" xmlns:wp="http://schemas.openxmlformats.org/drawingml/2006/wordprocessingDrawing" xmlns:wpg="http://schemas.microsoft.com/office/word/2010/wordprocessingGroup" xmlns:wpi="http://schemas.microsoft.com/office/word/2010/wordprocessingInk" xmlns:wps="http://schemas.microsoft.com/office/word/2010/wordprocessingShape" xmlns:o="urn:schemas-microsoft-com:office:office" xmlns:v="urn:schemas-microsoft-com:vml" xmlns:w10="urn:schemas-microsoft-com:office:word" xmlns:w="http://schemas.openxmlformats.org/wordprocessingml/2006/main" xmlns:w14="http://schemas.microsoft.com/office/word/2010/wordml" xmlns:w15="http://schemas.microsoft.com/office/word/2012/wordml" xmlns:w16cex="http://schemas.microsoft.com/office/word/2018/wordml/cex" xmlns:w16cid="http://schemas.microsoft.com/office/word/2016/wordml/cid" xmlns:w16="http://schemas.microsoft.com/office/word/2018/wordml" xmlns:w16sdtdh="http://schemas.microsoft.com/office/word/2020/wordml/sdtdatahash" xmlns:w16sdtfl="http://schemas.microsoft.com/office/word/2024/wordml/sdtformatlock" xmlns:w16se="http://schemas.microsoft.com/office/word/2015/wordml/symex" xmlns:w16du="http://schemas.microsoft.com/office/word/2023/wordml/word16du" xmlns:wne="http://schemas.microsoft.com/office/word/2006/wordml" mc:Ignorable="w14 w15 w16se w16cid w16 w16cex w16sdtdh w16sdtfl w16du wp14">
   <w:abstractNum w:abstractNumId="0" w15:restartNumberingAfterBreak="0">
     <w:nsid w:val="414C4CBA"/>
     <w:multiLevelType w:val="hybridMultilevel"/>

--- a/Exciting Universe Part 1.docx
+++ b/Exciting Universe Part 1.docx
@@ -674,7 +674,7 @@
           <w:sz w:val="32"/>
           <w:szCs w:val="32"/>
         </w:rPr>
-        <w:t>August</w:t>
+        <w:t>September</w:t>
       </w:r>
       <w:r>
         <w:rPr>
@@ -1497,7 +1497,7 @@
           <w:szCs w:val="22"/>
         </w:rPr>
         <w:tab/>
-        <w:t xml:space="preserve">     (n</w:t>
+        <w:t xml:space="preserve">   (n</w:t>
       </w:r>
       <w:proofErr w:type="gramStart"/>
       <w:r>
@@ -1568,7 +1568,7 @@
           <w:szCs w:val="22"/>
         </w:rPr>
         <w:tab/>
-        <w:t xml:space="preserve">    .   ^  ^          ^</w:t>
+        <w:t xml:space="preserve">  .   ^  ^          ^</w:t>
       </w:r>
     </w:p>
     <w:p>
@@ -1591,7 +1591,7 @@
           <w:szCs w:val="22"/>
         </w:rPr>
         <w:tab/>
-        <w:t xml:space="preserve">        </w:t>
+        <w:t xml:space="preserve">      </w:t>
       </w:r>
       <w:r>
         <w:rPr>
@@ -1642,7 +1642,7 @@
           <w:szCs w:val="22"/>
         </w:rPr>
         <w:tab/>
-        <w:t xml:space="preserve">        </w:t>
+        <w:t xml:space="preserve">      </w:t>
       </w:r>
       <w:proofErr w:type="gramStart"/>
       <w:r>
@@ -1659,6 +1659,13 @@
           <w:szCs w:val="22"/>
         </w:rPr>
         <w:t xml:space="preserve"> Z$</w:t>
+      </w:r>
+      <w:r>
+        <w:rPr>
+          <w:sz w:val="22"/>
+          <w:szCs w:val="22"/>
+        </w:rPr>
+        <w:t>$</w:t>
       </w:r>
       <w:r>
         <w:rPr>
@@ -2062,7 +2069,7 @@
           <w:sz w:val="20"/>
           <w:szCs w:val="20"/>
         </w:rPr>
-        <w:t xml:space="preserve"> .</w:t>
+        <w:t>.</w:t>
       </w:r>
       <w:r>
         <w:rPr>
@@ -3358,6 +3365,13 @@
         </w:rPr>
         <w:t>$</w:t>
       </w:r>
+      <w:r>
+        <w:rPr>
+          <w:sz w:val="22"/>
+          <w:szCs w:val="22"/>
+        </w:rPr>
+        <w:t>$</w:t>
+      </w:r>
     </w:p>
     <w:p>
       <w:pPr>
@@ -3525,6 +3539,13 @@
         </w:rPr>
         <w:t>$</w:t>
       </w:r>
+      <w:r>
+        <w:rPr>
+          <w:sz w:val="22"/>
+          <w:szCs w:val="22"/>
+        </w:rPr>
+        <w:t>$</w:t>
+      </w:r>
     </w:p>
     <w:p>
       <w:pPr>
@@ -3568,6 +3589,13 @@
           <w:szCs w:val="22"/>
         </w:rPr>
         <w:t>Z$</w:t>
+      </w:r>
+      <w:r>
+        <w:rPr>
+          <w:sz w:val="22"/>
+          <w:szCs w:val="22"/>
+        </w:rPr>
+        <w:t>$</w:t>
       </w:r>
       <w:r>
         <w:rPr>
